--- a/2_COMPNET/lab4/report.docx
+++ b/2_COMPNET/lab4/report.docx
@@ -306,8 +306,8 @@
         <w:t>ОДЕРЖАНИЕ</w:t>
       </w:r>
     </w:p>
-    <w:bookmarkStart w:id="1" w:name="_Toc177290781" w:displacedByCustomXml="next"/>
-    <w:bookmarkStart w:id="2" w:name="_Toc177307350" w:displacedByCustomXml="next"/>
+    <w:bookmarkStart w:id="1" w:name="_Toc177307350" w:displacedByCustomXml="next"/>
+    <w:bookmarkStart w:id="2" w:name="_Toc177290781" w:displacedByCustomXml="next"/>
     <w:sdt>
       <w:sdtPr>
         <w:rPr>
@@ -956,11 +956,19 @@
           <w:lang w:val="en-US"/>
         </w:rPr>
       </w:pPr>
+      <w:proofErr w:type="spellStart"/>
       <w:r>
         <w:rPr>
           <w:highlight w:val="lightGray"/>
         </w:rPr>
-        <w:t xml:space="preserve">show </w:t>
+        <w:t>show</w:t>
+      </w:r>
+      <w:proofErr w:type="spellEnd"/>
+      <w:r>
+        <w:rPr>
+          <w:highlight w:val="lightGray"/>
+        </w:rPr>
+        <w:t xml:space="preserve"> </w:t>
       </w:r>
       <w:r>
         <w:rPr>
@@ -1055,11 +1063,47 @@
       <w:pPr>
         <w:pStyle w:val="aff"/>
       </w:pPr>
+      <w:proofErr w:type="spellStart"/>
       <w:r>
         <w:rPr>
           <w:highlight w:val="lightGray"/>
         </w:rPr>
-        <w:t>show version | include MAC</w:t>
+        <w:t>show</w:t>
+      </w:r>
+      <w:proofErr w:type="spellEnd"/>
+      <w:r>
+        <w:rPr>
+          <w:highlight w:val="lightGray"/>
+        </w:rPr>
+        <w:t xml:space="preserve"> </w:t>
+      </w:r>
+      <w:proofErr w:type="spellStart"/>
+      <w:r>
+        <w:rPr>
+          <w:highlight w:val="lightGray"/>
+        </w:rPr>
+        <w:t>version</w:t>
+      </w:r>
+      <w:proofErr w:type="spellEnd"/>
+      <w:r>
+        <w:rPr>
+          <w:highlight w:val="lightGray"/>
+        </w:rPr>
+        <w:t xml:space="preserve"> | </w:t>
+      </w:r>
+      <w:proofErr w:type="spellStart"/>
+      <w:r>
+        <w:rPr>
+          <w:highlight w:val="lightGray"/>
+        </w:rPr>
+        <w:t>include</w:t>
+      </w:r>
+      <w:proofErr w:type="spellEnd"/>
+      <w:r>
+        <w:rPr>
+          <w:highlight w:val="lightGray"/>
+        </w:rPr>
+        <w:t xml:space="preserve"> MAC</w:t>
       </w:r>
     </w:p>
     <w:p>
@@ -1140,7 +1184,21 @@
         <w:rPr>
           <w:lang w:val="en-US"/>
         </w:rPr>
-        <w:t xml:space="preserve"> 00:01:64:25:6E:E8</w:t>
+        <w:t xml:space="preserve"> </w:t>
+      </w:r>
+      <w:proofErr w:type="gramStart"/>
+      <w:r>
+        <w:rPr>
+          <w:lang w:val="en-US"/>
+        </w:rPr>
+        <w:t>00:01:64:25:6E:E</w:t>
+      </w:r>
+      <w:proofErr w:type="gramEnd"/>
+      <w:r>
+        <w:rPr>
+          <w:lang w:val="en-US"/>
+        </w:rPr>
+        <w:t>8</w:t>
       </w:r>
       <w:r>
         <w:rPr>
@@ -1174,11 +1232,19 @@
         </w:rPr>
         <w:t xml:space="preserve">7: </w:t>
       </w:r>
-      <w:r>
-        <w:rPr>
-          <w:lang w:val="en-US"/>
-        </w:rPr>
-        <w:t>00:01:97:A0:3B:56</w:t>
+      <w:proofErr w:type="gramStart"/>
+      <w:r>
+        <w:rPr>
+          <w:lang w:val="en-US"/>
+        </w:rPr>
+        <w:t>00:01:97:A0:3B</w:t>
+      </w:r>
+      <w:proofErr w:type="gramEnd"/>
+      <w:r>
+        <w:rPr>
+          <w:lang w:val="en-US"/>
+        </w:rPr>
+        <w:t>:56</w:t>
       </w:r>
     </w:p>
     <w:p>
@@ -1193,11 +1259,19 @@
           <w:lang w:val="en-US"/>
         </w:rPr>
       </w:pPr>
-      <w:r>
-        <w:rPr>
-          <w:lang w:val="en-US"/>
-        </w:rPr>
-        <w:t xml:space="preserve">MultilayerSwitch: </w:t>
+      <w:proofErr w:type="spellStart"/>
+      <w:r>
+        <w:rPr>
+          <w:lang w:val="en-US"/>
+        </w:rPr>
+        <w:t>MultilayerSwitch</w:t>
+      </w:r>
+      <w:proofErr w:type="spellEnd"/>
+      <w:r>
+        <w:rPr>
+          <w:lang w:val="en-US"/>
+        </w:rPr>
+        <w:t xml:space="preserve">: </w:t>
       </w:r>
       <w:r>
         <w:t>00</w:t>
@@ -1260,11 +1334,33 @@
         </w:rPr>
         <w:t xml:space="preserve"> </w:t>
       </w:r>
-      <w:r>
-        <w:rPr>
-          <w:lang w:val="en-US"/>
-        </w:rPr>
-        <w:t>00:D0:BC:7B:AA:7E</w:t>
+      <w:proofErr w:type="gramStart"/>
+      <w:r>
+        <w:rPr>
+          <w:lang w:val="en-US"/>
+        </w:rPr>
+        <w:t>00:D0:BC</w:t>
+      </w:r>
+      <w:proofErr w:type="gramEnd"/>
+      <w:r>
+        <w:rPr>
+          <w:lang w:val="en-US"/>
+        </w:rPr>
+        <w:t>:7</w:t>
+      </w:r>
+      <w:proofErr w:type="gramStart"/>
+      <w:r>
+        <w:rPr>
+          <w:lang w:val="en-US"/>
+        </w:rPr>
+        <w:t>B:AA</w:t>
+      </w:r>
+      <w:proofErr w:type="gramEnd"/>
+      <w:r>
+        <w:rPr>
+          <w:lang w:val="en-US"/>
+        </w:rPr>
+        <w:t>:7E</w:t>
       </w:r>
     </w:p>
     <w:p>
@@ -1985,15 +2081,22 @@
         </w:rPr>
         <w:t>d</w:t>
       </w:r>
-      <w:r>
-        <w:t>esignated (</w:t>
-      </w:r>
+      <w:proofErr w:type="spellStart"/>
+      <w:r>
+        <w:t>esignated</w:t>
+      </w:r>
+      <w:proofErr w:type="spellEnd"/>
+      <w:r>
+        <w:t xml:space="preserve"> (</w:t>
+      </w:r>
+      <w:proofErr w:type="spellStart"/>
       <w:r>
         <w:rPr>
           <w:lang w:val="en-US"/>
         </w:rPr>
         <w:t>desg</w:t>
       </w:r>
+      <w:proofErr w:type="spellEnd"/>
       <w:r>
         <w:t xml:space="preserve">), </w:t>
       </w:r>
@@ -2213,12 +2316,14 @@
       <w:r>
         <w:t xml:space="preserve">, отключив </w:t>
       </w:r>
+      <w:proofErr w:type="spellStart"/>
       <w:r>
         <w:rPr>
           <w:lang w:val="en-US"/>
         </w:rPr>
         <w:t>Sw</w:t>
       </w:r>
+      <w:proofErr w:type="spellEnd"/>
       <w:r>
         <w:t>6-</w:t>
       </w:r>
@@ -2399,12 +2504,42 @@
       <w:pPr>
         <w:pStyle w:val="aff"/>
       </w:pPr>
+      <w:proofErr w:type="spellStart"/>
       <w:r>
         <w:rPr>
           <w:highlight w:val="lightGray"/>
         </w:rPr>
-        <w:t>spanning-tree mode rapid-pvst</w:t>
-      </w:r>
+        <w:t>spanning-tree</w:t>
+      </w:r>
+      <w:proofErr w:type="spellEnd"/>
+      <w:r>
+        <w:rPr>
+          <w:highlight w:val="lightGray"/>
+        </w:rPr>
+        <w:t xml:space="preserve"> </w:t>
+      </w:r>
+      <w:proofErr w:type="spellStart"/>
+      <w:r>
+        <w:rPr>
+          <w:highlight w:val="lightGray"/>
+        </w:rPr>
+        <w:t>mode</w:t>
+      </w:r>
+      <w:proofErr w:type="spellEnd"/>
+      <w:r>
+        <w:rPr>
+          <w:highlight w:val="lightGray"/>
+        </w:rPr>
+        <w:t xml:space="preserve"> </w:t>
+      </w:r>
+      <w:proofErr w:type="spellStart"/>
+      <w:r>
+        <w:rPr>
+          <w:highlight w:val="lightGray"/>
+        </w:rPr>
+        <w:t>rapid-pvst</w:t>
+      </w:r>
+      <w:proofErr w:type="spellEnd"/>
     </w:p>
     <w:p>
       <w:r>
@@ -2435,12 +2570,14 @@
       <w:r>
         <w:t xml:space="preserve">, отключив </w:t>
       </w:r>
+      <w:proofErr w:type="spellStart"/>
       <w:r>
         <w:rPr>
           <w:lang w:val="en-US"/>
         </w:rPr>
         <w:t>Sw</w:t>
       </w:r>
+      <w:proofErr w:type="spellEnd"/>
       <w:r>
         <w:t>6-</w:t>
       </w:r>
@@ -3482,8 +3619,16 @@
               <w:rPr>
                 <w:lang w:val="en-US"/>
               </w:rPr>
-              <w:t>channel-protocol lacp</w:t>
-            </w:r>
+              <w:t xml:space="preserve">channel-protocol </w:t>
+            </w:r>
+            <w:proofErr w:type="spellStart"/>
+            <w:r>
+              <w:rPr>
+                <w:lang w:val="en-US"/>
+              </w:rPr>
+              <w:t>lacp</w:t>
+            </w:r>
+            <w:proofErr w:type="spellEnd"/>
           </w:p>
           <w:p>
             <w:pPr>
@@ -3492,9 +3637,27 @@
               <w:ind w:firstLine="0"/>
               <w:jc w:val="left"/>
             </w:pPr>
-            <w:r>
-              <w:t>channel-group 1 mode active</w:t>
-            </w:r>
+            <w:proofErr w:type="spellStart"/>
+            <w:r>
+              <w:t>channel-group</w:t>
+            </w:r>
+            <w:proofErr w:type="spellEnd"/>
+            <w:r>
+              <w:t xml:space="preserve"> 1 </w:t>
+            </w:r>
+            <w:proofErr w:type="spellStart"/>
+            <w:r>
+              <w:t>mode</w:t>
+            </w:r>
+            <w:proofErr w:type="spellEnd"/>
+            <w:r>
+              <w:t xml:space="preserve"> </w:t>
+            </w:r>
+            <w:proofErr w:type="spellStart"/>
+            <w:r>
+              <w:t>active</w:t>
+            </w:r>
+            <w:proofErr w:type="spellEnd"/>
           </w:p>
         </w:tc>
       </w:tr>
@@ -3535,152 +3698,6 @@
             </w:r>
             <w:r>
               <w:t>3</w:t>
-            </w:r>
-          </w:p>
-        </w:tc>
-        <w:tc>
-          <w:tcPr>
-            <w:tcW w:w="5287" w:type="dxa"/>
-          </w:tcPr>
-          <w:p>
-            <w:pPr>
-              <w:pStyle w:val="afb"/>
-              <w:spacing w:line="240" w:lineRule="auto"/>
-              <w:ind w:firstLine="0"/>
-              <w:jc w:val="left"/>
-            </w:pPr>
-            <w:r>
-              <w:t>interface range f0/21-22</w:t>
-            </w:r>
-          </w:p>
-          <w:p>
-            <w:pPr>
-              <w:pStyle w:val="afb"/>
-              <w:spacing w:line="240" w:lineRule="auto"/>
-              <w:ind w:firstLine="0"/>
-              <w:jc w:val="left"/>
-            </w:pPr>
-            <w:r>
-              <w:t>channel-protocol lacp</w:t>
-            </w:r>
-          </w:p>
-          <w:p>
-            <w:pPr>
-              <w:pStyle w:val="afb"/>
-              <w:spacing w:line="240" w:lineRule="auto"/>
-              <w:ind w:firstLine="0"/>
-              <w:jc w:val="left"/>
-            </w:pPr>
-            <w:r>
-              <w:t>channel-group 2 mode active</w:t>
-            </w:r>
-          </w:p>
-        </w:tc>
-      </w:tr>
-      <w:tr>
-        <w:tc>
-          <w:tcPr>
-            <w:tcW w:w="4341" w:type="dxa"/>
-          </w:tcPr>
-          <w:p>
-            <w:pPr>
-              <w:pStyle w:val="afb"/>
-              <w:spacing w:line="240" w:lineRule="auto"/>
-              <w:ind w:firstLine="35"/>
-            </w:pPr>
-            <w:r>
-              <w:t xml:space="preserve">Настройка </w:t>
-            </w:r>
-            <w:r>
-              <w:t>3</w:t>
-            </w:r>
-            <w:r>
-              <w:t xml:space="preserve"> группы на </w:t>
-            </w:r>
-            <w:r>
-              <w:rPr>
-                <w:lang w:val="en-US"/>
-              </w:rPr>
-              <w:t>Switch</w:t>
-            </w:r>
-            <w:r>
-              <w:t xml:space="preserve"> </w:t>
-            </w:r>
-            <w:r>
-              <w:rPr>
-                <w:lang w:val="en-US"/>
-              </w:rPr>
-              <w:t>L</w:t>
-            </w:r>
-            <w:r>
-              <w:t>3</w:t>
-            </w:r>
-          </w:p>
-        </w:tc>
-        <w:tc>
-          <w:tcPr>
-            <w:tcW w:w="5287" w:type="dxa"/>
-          </w:tcPr>
-          <w:p>
-            <w:pPr>
-              <w:pStyle w:val="afb"/>
-              <w:spacing w:line="240" w:lineRule="auto"/>
-              <w:ind w:firstLine="0"/>
-              <w:jc w:val="left"/>
-            </w:pPr>
-            <w:r>
-              <w:t>interface range f0/23-24</w:t>
-            </w:r>
-          </w:p>
-          <w:p>
-            <w:pPr>
-              <w:pStyle w:val="afb"/>
-              <w:spacing w:line="240" w:lineRule="auto"/>
-              <w:ind w:firstLine="0"/>
-              <w:jc w:val="left"/>
-            </w:pPr>
-            <w:r>
-              <w:t>channel-protocol lacp</w:t>
-            </w:r>
-          </w:p>
-          <w:p>
-            <w:pPr>
-              <w:pStyle w:val="afb"/>
-              <w:spacing w:line="240" w:lineRule="auto"/>
-              <w:ind w:firstLine="0"/>
-              <w:jc w:val="left"/>
-            </w:pPr>
-            <w:r>
-              <w:t>channel-group 3 mode active</w:t>
-            </w:r>
-          </w:p>
-        </w:tc>
-      </w:tr>
-      <w:tr>
-        <w:tc>
-          <w:tcPr>
-            <w:tcW w:w="4341" w:type="dxa"/>
-          </w:tcPr>
-          <w:p>
-            <w:pPr>
-              <w:pStyle w:val="afb"/>
-              <w:spacing w:line="240" w:lineRule="auto"/>
-              <w:ind w:firstLine="35"/>
-            </w:pPr>
-            <w:r>
-              <w:t xml:space="preserve">Настройка группы на </w:t>
-            </w:r>
-            <w:r>
-              <w:t>5</w:t>
-            </w:r>
-            <w:r>
-              <w:rPr>
-                <w:lang w:val="en-US"/>
-              </w:rPr>
-              <w:t xml:space="preserve">, 6, 7 </w:t>
-            </w:r>
-            <w:r>
-              <w:t>коммутаторах</w:t>
             </w:r>
           </w:p>
         </w:tc>
@@ -3702,7 +3719,24 @@
               <w:rPr>
                 <w:lang w:val="en-US"/>
               </w:rPr>
-              <w:t>interface range f0/23-24</w:t>
+              <w:t>interface range f0/21-22</w:t>
+            </w:r>
+          </w:p>
+          <w:p>
+            <w:pPr>
+              <w:pStyle w:val="afb"/>
+              <w:spacing w:line="240" w:lineRule="auto"/>
+              <w:ind w:firstLine="0"/>
+              <w:jc w:val="left"/>
+              <w:rPr>
+                <w:lang w:val="en-US"/>
+              </w:rPr>
+            </w:pPr>
+            <w:r>
+              <w:rPr>
+                <w:lang w:val="en-US"/>
+              </w:rPr>
+              <w:t>channel-protocol lacp</w:t>
             </w:r>
           </w:p>
           <w:p>
@@ -3712,7 +3746,105 @@
               <w:ind w:firstLine="0"/>
               <w:jc w:val="left"/>
             </w:pPr>
-            <w:r>
+            <w:proofErr w:type="spellStart"/>
+            <w:r>
+              <w:t>channel-group</w:t>
+            </w:r>
+            <w:proofErr w:type="spellEnd"/>
+            <w:r>
+              <w:t xml:space="preserve"> 2 </w:t>
+            </w:r>
+            <w:proofErr w:type="spellStart"/>
+            <w:r>
+              <w:t>mode</w:t>
+            </w:r>
+            <w:proofErr w:type="spellEnd"/>
+            <w:r>
+              <w:t xml:space="preserve"> </w:t>
+            </w:r>
+            <w:proofErr w:type="spellStart"/>
+            <w:r>
+              <w:t>active</w:t>
+            </w:r>
+            <w:proofErr w:type="spellEnd"/>
+          </w:p>
+        </w:tc>
+      </w:tr>
+      <w:tr>
+        <w:tc>
+          <w:tcPr>
+            <w:tcW w:w="4341" w:type="dxa"/>
+          </w:tcPr>
+          <w:p>
+            <w:pPr>
+              <w:pStyle w:val="afb"/>
+              <w:spacing w:line="240" w:lineRule="auto"/>
+              <w:ind w:firstLine="35"/>
+            </w:pPr>
+            <w:r>
+              <w:t xml:space="preserve">Настройка </w:t>
+            </w:r>
+            <w:r>
+              <w:t>3</w:t>
+            </w:r>
+            <w:r>
+              <w:t xml:space="preserve"> группы на </w:t>
+            </w:r>
+            <w:r>
+              <w:rPr>
+                <w:lang w:val="en-US"/>
+              </w:rPr>
+              <w:t>Switch</w:t>
+            </w:r>
+            <w:r>
+              <w:t xml:space="preserve"> </w:t>
+            </w:r>
+            <w:r>
+              <w:rPr>
+                <w:lang w:val="en-US"/>
+              </w:rPr>
+              <w:t>L</w:t>
+            </w:r>
+            <w:r>
+              <w:t>3</w:t>
+            </w:r>
+          </w:p>
+        </w:tc>
+        <w:tc>
+          <w:tcPr>
+            <w:tcW w:w="5287" w:type="dxa"/>
+          </w:tcPr>
+          <w:p>
+            <w:pPr>
+              <w:pStyle w:val="afb"/>
+              <w:spacing w:line="240" w:lineRule="auto"/>
+              <w:ind w:firstLine="0"/>
+              <w:jc w:val="left"/>
+              <w:rPr>
+                <w:lang w:val="en-US"/>
+              </w:rPr>
+            </w:pPr>
+            <w:r>
+              <w:rPr>
+                <w:lang w:val="en-US"/>
+              </w:rPr>
+              <w:t>interface range f0/23-24</w:t>
+            </w:r>
+          </w:p>
+          <w:p>
+            <w:pPr>
+              <w:pStyle w:val="afb"/>
+              <w:spacing w:line="240" w:lineRule="auto"/>
+              <w:ind w:firstLine="0"/>
+              <w:jc w:val="left"/>
+              <w:rPr>
+                <w:lang w:val="en-US"/>
+              </w:rPr>
+            </w:pPr>
+            <w:r>
+              <w:rPr>
+                <w:lang w:val="en-US"/>
+              </w:rPr>
               <w:t>channel-protocol lacp</w:t>
             </w:r>
           </w:p>
@@ -3723,9 +3855,105 @@
               <w:ind w:firstLine="0"/>
               <w:jc w:val="left"/>
             </w:pPr>
+            <w:proofErr w:type="spellStart"/>
             <w:r>
               <w:t>channel-group</w:t>
             </w:r>
+            <w:proofErr w:type="spellEnd"/>
+            <w:r>
+              <w:t xml:space="preserve"> 3 </w:t>
+            </w:r>
+            <w:proofErr w:type="spellStart"/>
+            <w:r>
+              <w:t>mode</w:t>
+            </w:r>
+            <w:proofErr w:type="spellEnd"/>
+            <w:r>
+              <w:t xml:space="preserve"> </w:t>
+            </w:r>
+            <w:proofErr w:type="spellStart"/>
+            <w:r>
+              <w:t>active</w:t>
+            </w:r>
+            <w:proofErr w:type="spellEnd"/>
+          </w:p>
+        </w:tc>
+      </w:tr>
+      <w:tr>
+        <w:tc>
+          <w:tcPr>
+            <w:tcW w:w="4341" w:type="dxa"/>
+          </w:tcPr>
+          <w:p>
+            <w:pPr>
+              <w:pStyle w:val="afb"/>
+              <w:spacing w:line="240" w:lineRule="auto"/>
+              <w:ind w:firstLine="35"/>
+            </w:pPr>
+            <w:r>
+              <w:t>Настройка группы на 5</w:t>
+            </w:r>
+            <w:r>
+              <w:rPr>
+                <w:lang w:val="en-US"/>
+              </w:rPr>
+              <w:t xml:space="preserve">, 6, 7 </w:t>
+            </w:r>
+            <w:r>
+              <w:t>коммутаторах</w:t>
+            </w:r>
+          </w:p>
+        </w:tc>
+        <w:tc>
+          <w:tcPr>
+            <w:tcW w:w="5287" w:type="dxa"/>
+          </w:tcPr>
+          <w:p>
+            <w:pPr>
+              <w:pStyle w:val="afb"/>
+              <w:spacing w:line="240" w:lineRule="auto"/>
+              <w:ind w:firstLine="0"/>
+              <w:jc w:val="left"/>
+              <w:rPr>
+                <w:lang w:val="en-US"/>
+              </w:rPr>
+            </w:pPr>
+            <w:r>
+              <w:rPr>
+                <w:lang w:val="en-US"/>
+              </w:rPr>
+              <w:t>interface range f0/23-24</w:t>
+            </w:r>
+          </w:p>
+          <w:p>
+            <w:pPr>
+              <w:pStyle w:val="afb"/>
+              <w:spacing w:line="240" w:lineRule="auto"/>
+              <w:ind w:firstLine="0"/>
+              <w:jc w:val="left"/>
+              <w:rPr>
+                <w:lang w:val="en-US"/>
+              </w:rPr>
+            </w:pPr>
+            <w:r>
+              <w:rPr>
+                <w:lang w:val="en-US"/>
+              </w:rPr>
+              <w:t>channel-protocol lacp</w:t>
+            </w:r>
+          </w:p>
+          <w:p>
+            <w:pPr>
+              <w:pStyle w:val="afb"/>
+              <w:spacing w:line="240" w:lineRule="auto"/>
+              <w:ind w:firstLine="0"/>
+              <w:jc w:val="left"/>
+            </w:pPr>
+            <w:proofErr w:type="spellStart"/>
+            <w:r>
+              <w:t>channel-group</w:t>
+            </w:r>
+            <w:proofErr w:type="spellEnd"/>
             <w:r>
               <w:rPr>
                 <w:lang w:val="en-US"/>
@@ -3774,7 +4002,21 @@
               <w:rPr>
                 <w:lang w:val="en-US"/>
               </w:rPr>
-              <w:t>show etherchannel summary</w:t>
+              <w:t xml:space="preserve">show </w:t>
+            </w:r>
+            <w:proofErr w:type="spellStart"/>
+            <w:r>
+              <w:rPr>
+                <w:lang w:val="en-US"/>
+              </w:rPr>
+              <w:t>etherchannel</w:t>
+            </w:r>
+            <w:proofErr w:type="spellEnd"/>
+            <w:r>
+              <w:rPr>
+                <w:lang w:val="en-US"/>
+              </w:rPr>
+              <w:t xml:space="preserve"> summary</w:t>
             </w:r>
           </w:p>
           <w:p>
@@ -3786,11 +4028,33 @@
                 <w:lang w:val="en-US"/>
               </w:rPr>
             </w:pPr>
+            <w:proofErr w:type="spellStart"/>
             <w:r>
               <w:rPr>
                 <w:lang w:val="en-US"/>
               </w:rPr>
-              <w:t>sh etherchannel port-channel</w:t>
+              <w:t>sh</w:t>
+            </w:r>
+            <w:proofErr w:type="spellEnd"/>
+            <w:r>
+              <w:rPr>
+                <w:lang w:val="en-US"/>
+              </w:rPr>
+              <w:t xml:space="preserve"> </w:t>
+            </w:r>
+            <w:proofErr w:type="spellStart"/>
+            <w:r>
+              <w:rPr>
+                <w:lang w:val="en-US"/>
+              </w:rPr>
+              <w:t>etherchannel</w:t>
+            </w:r>
+            <w:proofErr w:type="spellEnd"/>
+            <w:r>
+              <w:rPr>
+                <w:lang w:val="en-US"/>
+              </w:rPr>
+              <w:t xml:space="preserve"> port-channel</w:t>
             </w:r>
           </w:p>
         </w:tc>
@@ -3799,16 +4063,25 @@
     <w:p>
       <w:pPr>
         <w:pStyle w:val="aff"/>
+        <w:rPr>
+          <w:lang w:val="en-US"/>
+        </w:rPr>
       </w:pPr>
     </w:p>
     <w:p>
       <w:pPr>
         <w:pStyle w:val="aff"/>
+        <w:rPr>
+          <w:lang w:val="en-US"/>
+        </w:rPr>
       </w:pPr>
     </w:p>
     <w:p>
       <w:pPr>
         <w:pStyle w:val="aff"/>
+        <w:rPr>
+          <w:lang w:val="en-US"/>
+        </w:rPr>
       </w:pPr>
     </w:p>
     <w:p>
@@ -3825,10 +4098,7 @@
         <w:pStyle w:val="afb"/>
       </w:pPr>
       <w:r>
-        <w:t>Р</w:t>
-      </w:r>
-      <w:r>
-        <w:t xml:space="preserve">езультат </w:t>
+        <w:t xml:space="preserve">Результат </w:t>
       </w:r>
       <w:r>
         <w:rPr>
@@ -3839,12 +4109,14 @@
       <w:r>
         <w:t xml:space="preserve"> </w:t>
       </w:r>
+      <w:proofErr w:type="spellStart"/>
       <w:r>
         <w:rPr>
           <w:lang w:val="en-US"/>
         </w:rPr>
         <w:t>etherchannel</w:t>
       </w:r>
+      <w:proofErr w:type="spellEnd"/>
       <w:r>
         <w:t xml:space="preserve"> </w:t>
       </w:r>
@@ -3876,6 +4148,7 @@
       </w:pPr>
       <w:r>
         <w:rPr>
+          <w:noProof/>
           <w:lang w:val="en-US"/>
         </w:rPr>
         <w:drawing>
@@ -3931,6 +4204,9 @@
         <w:pStyle w:val="aff"/>
       </w:pPr>
       <w:r>
+        <w:rPr>
+          <w:noProof/>
+        </w:rPr>
         <w:drawing>
           <wp:inline distT="0" distB="0" distL="0" distR="0" wp14:anchorId="46003653" wp14:editId="5DBCC811">
             <wp:extent cx="3318933" cy="2099579"/>
@@ -3996,6 +4272,9 @@
         <w:pStyle w:val="aff"/>
       </w:pPr>
       <w:r>
+        <w:rPr>
+          <w:noProof/>
+        </w:rPr>
         <w:drawing>
           <wp:inline distT="0" distB="0" distL="0" distR="0" wp14:anchorId="42F43075" wp14:editId="2E54847D">
             <wp:extent cx="6120130" cy="1282065"/>
@@ -4034,11 +4313,6 @@
       </w:r>
     </w:p>
     <w:p>
-      <w:pPr>
-        <w:rPr>
-          <w:lang w:val="en-US"/>
-        </w:rPr>
-      </w:pPr>
       <w:r>
         <w:t xml:space="preserve">Отключение порта </w:t>
       </w:r>
@@ -4066,6 +4340,7 @@
       </w:pPr>
       <w:r>
         <w:rPr>
+          <w:noProof/>
           <w:lang w:val="en-US"/>
         </w:rPr>
         <w:drawing>
@@ -6321,6 +6596,7 @@
   <w:style w:type="character" w:default="1" w:styleId="a1">
     <w:name w:val="Default Paragraph Font"/>
     <w:uiPriority w:val="1"/>
+    <w:semiHidden/>
     <w:unhideWhenUsed/>
   </w:style>
   <w:style w:type="table" w:default="1" w:styleId="a2">
